--- a/9-交付管理/运行记录类文件/090204-盐都区新能源汽车充电站建设项目-改进方案.docx
+++ b/9-交付管理/运行记录类文件/090204-盐都区新能源汽车充电站建设项目-改进方案.docx
@@ -392,7 +392,7 @@
                 <w:rFonts w:hint="eastAsia"/>
                 <w:lang w:val="en-US" w:eastAsia="zh-CN"/>
               </w:rPr>
-              <w:t>赶紧方案</w:t>
+              <w:t>改进方案</w:t>
             </w:r>
             <w:r>
               <w:t>（ZDFJT-ITS</w:t>
@@ -409,8 +409,10 @@
                 <w:spacing w:val="-1"/>
                 <w:lang w:val="en-US" w:eastAsia="zh-CN"/>
               </w:rPr>
-              <w:t>JFSSJH</w:t>
+              <w:t>GJFA</w:t>
             </w:r>
+            <w:bookmarkStart w:id="14" w:name="_GoBack"/>
+            <w:bookmarkEnd w:id="14"/>
             <w:r>
               <w:rPr>
                 <w:spacing w:val="-1"/>
@@ -1325,8 +1327,6 @@
               <w:tab w:val="right" w:leader="dot" w:pos="8336"/>
             </w:tabs>
           </w:pPr>
-          <w:bookmarkStart w:id="14" w:name="_GoBack"/>
-          <w:bookmarkEnd w:id="14"/>
           <w:r>
             <w:rPr>
               <w:rFonts w:ascii="宋体" w:hAnsi="宋体" w:eastAsia="宋体" w:cs="宋体"/>
@@ -2690,6 +2690,7 @@
     </w:p>
     <w:tbl>
       <w:tblPr>
+        <w:tblStyle w:val="20"/>
         <w:tblW w:w="8715" w:type="dxa"/>
         <w:jc w:val="center"/>
         <w:tblBorders>
@@ -2724,7 +2725,6 @@
             <w:insideH w:val="none" w:color="auto" w:sz="0" w:space="0"/>
             <w:insideV w:val="none" w:color="auto" w:sz="0" w:space="0"/>
           </w:tblBorders>
-          <w:shd w:val="clear" w:color="auto" w:fill="FFFFFF"/>
           <w:tblCellMar>
             <w:top w:w="15" w:type="dxa"/>
             <w:left w:w="15" w:type="dxa"/>
@@ -2791,7 +2791,6 @@
                 <w:kern w:val="0"/>
                 <w:sz w:val="18"/>
                 <w:szCs w:val="18"/>
-                <w:bdr w:val="none" w:color="auto" w:sz="0" w:space="0"/>
                 <w:lang w:val="en-US" w:eastAsia="zh-CN" w:bidi="ar"/>
               </w:rPr>
               <w:t>阶段</w:t>
@@ -2852,7 +2851,6 @@
                 <w:kern w:val="0"/>
                 <w:sz w:val="18"/>
                 <w:szCs w:val="18"/>
-                <w:bdr w:val="none" w:color="auto" w:sz="0" w:space="0"/>
                 <w:lang w:val="en-US" w:eastAsia="zh-CN" w:bidi="ar"/>
               </w:rPr>
               <w:t>时间周期</w:t>
@@ -2913,7 +2911,6 @@
                 <w:kern w:val="0"/>
                 <w:sz w:val="18"/>
                 <w:szCs w:val="18"/>
-                <w:bdr w:val="none" w:color="auto" w:sz="0" w:space="0"/>
                 <w:lang w:val="en-US" w:eastAsia="zh-CN" w:bidi="ar"/>
               </w:rPr>
               <w:t>主要内容</w:t>
@@ -2995,7 +2992,6 @@
                 <w:kern w:val="0"/>
                 <w:sz w:val="18"/>
                 <w:szCs w:val="18"/>
-                <w:bdr w:val="none" w:color="auto" w:sz="0" w:space="0"/>
                 <w:lang w:val="en-US" w:eastAsia="zh-CN" w:bidi="ar"/>
               </w:rPr>
               <w:t>第一阶段</w:t>
@@ -3054,7 +3050,6 @@
                 <w:kern w:val="0"/>
                 <w:sz w:val="18"/>
                 <w:szCs w:val="18"/>
-                <w:bdr w:val="none" w:color="auto" w:sz="0" w:space="0"/>
                 <w:lang w:val="en-US" w:eastAsia="zh-CN" w:bidi="ar"/>
               </w:rPr>
               <w:t>2026年1月</w:t>
@@ -3113,7 +3108,6 @@
                 <w:kern w:val="0"/>
                 <w:sz w:val="18"/>
                 <w:szCs w:val="18"/>
-                <w:bdr w:val="none" w:color="auto" w:sz="0" w:space="0"/>
                 <w:lang w:val="en-US" w:eastAsia="zh-CN" w:bidi="ar"/>
               </w:rPr>
               <w:t>修订巡检标准、启动培训、部署网络监测工具</w:t>
@@ -3131,7 +3125,6 @@
             <w:insideH w:val="none" w:color="auto" w:sz="0" w:space="0"/>
             <w:insideV w:val="none" w:color="auto" w:sz="0" w:space="0"/>
           </w:tblBorders>
-          <w:shd w:val="clear" w:color="auto" w:fill="FFFFFF"/>
           <w:tblCellMar>
             <w:top w:w="15" w:type="dxa"/>
             <w:left w:w="15" w:type="dxa"/>
@@ -3195,7 +3188,6 @@
                 <w:kern w:val="0"/>
                 <w:sz w:val="18"/>
                 <w:szCs w:val="18"/>
-                <w:bdr w:val="none" w:color="auto" w:sz="0" w:space="0"/>
                 <w:lang w:val="en-US" w:eastAsia="zh-CN" w:bidi="ar"/>
               </w:rPr>
               <w:t>第二阶段</w:t>
@@ -3254,7 +3246,6 @@
                 <w:kern w:val="0"/>
                 <w:sz w:val="18"/>
                 <w:szCs w:val="18"/>
-                <w:bdr w:val="none" w:color="auto" w:sz="0" w:space="0"/>
                 <w:lang w:val="en-US" w:eastAsia="zh-CN" w:bidi="ar"/>
               </w:rPr>
               <w:t>2026年2月</w:t>
@@ -3313,7 +3304,6 @@
                 <w:kern w:val="0"/>
                 <w:sz w:val="18"/>
                 <w:szCs w:val="18"/>
-                <w:bdr w:val="none" w:color="auto" w:sz="0" w:space="0"/>
                 <w:lang w:val="en-US" w:eastAsia="zh-CN" w:bidi="ar"/>
               </w:rPr>
               <w:t>建立设备健康档案、实施预防性维护试点（站点#12、#23）</w:t>
@@ -3395,7 +3385,6 @@
                 <w:kern w:val="0"/>
                 <w:sz w:val="18"/>
                 <w:szCs w:val="18"/>
-                <w:bdr w:val="none" w:color="auto" w:sz="0" w:space="0"/>
                 <w:lang w:val="en-US" w:eastAsia="zh-CN" w:bidi="ar"/>
               </w:rPr>
               <w:t>第三阶段</w:t>
@@ -3454,7 +3443,6 @@
                 <w:kern w:val="0"/>
                 <w:sz w:val="18"/>
                 <w:szCs w:val="18"/>
-                <w:bdr w:val="none" w:color="auto" w:sz="0" w:space="0"/>
                 <w:lang w:val="en-US" w:eastAsia="zh-CN" w:bidi="ar"/>
               </w:rPr>
               <w:t>2026年3月起</w:t>
@@ -3513,7 +3501,6 @@
                 <w:kern w:val="0"/>
                 <w:sz w:val="18"/>
                 <w:szCs w:val="18"/>
-                <w:bdr w:val="none" w:color="auto" w:sz="0" w:space="0"/>
                 <w:lang w:val="en-US" w:eastAsia="zh-CN" w:bidi="ar"/>
               </w:rPr>
               <w:t>全面推行电子化巡检、建立问题闭环机制、开展首次效果评估</w:t>
